--- a/policies/build/chapters_v2/HRM/documents/HRM_Package_v2/HRM6/SOP_HRM6_safety_and_quality_related_staff_training.docx
+++ b/policies/build/chapters_v2/HRM/documents/HRM_Package_v2/HRM6/SOP_HRM6_safety_and_quality_related_staff_training.docx
@@ -321,34 +321,22 @@
     </w:p>
     <w:p>
       <w:r>
-        <w:t xml:space="preserve">HR In-Charge / Personnel Officer: </w:t>
-      </w:r>
-      <w:r>
-        <w:t>owns recruitment, training records, personal files and the day-to-day running of this policy, and keeps the required records current.</w:t>
+        <w:t xml:space="preserve">HR In-Charge / Personnel Officer: owns recruitment, training records, personal files and the day-to-day running of this policy, and keeps the required records current.</w:t>
       </w:r>
     </w:p>
     <w:p>
       <w:r>
-        <w:t xml:space="preserve">Medical Superintendent: </w:t>
-      </w:r>
-      <w:r>
-        <w:t>escalation point for any unresolved gap, and approves the workforce plan, contingency plan and credentialing/privileging decisions.</w:t>
+        <w:t xml:space="preserve">Medical Superintendent: escalation point for any unresolved gap, and approves the workforce plan, contingency plan and credentialing/privileging decisions.</w:t>
       </w:r>
     </w:p>
     <w:p>
       <w:r>
-        <w:t xml:space="preserve">Department Heads / Heads of Service: </w:t>
-      </w:r>
-      <w:r>
-        <w:t>identify their own department's staffing, training and credentialing needs, and support this policy's records at department level.</w:t>
+        <w:t xml:space="preserve">Department Heads / Heads of Service: identify their own department's staffing, training and credentialing needs, and support this policy's records at department level.</w:t>
       </w:r>
     </w:p>
     <w:p>
       <w:r>
-        <w:t xml:space="preserve">Quality Coordinator: </w:t>
-      </w:r>
-      <w:r>
-        <w:t>audits this policy periodically, checks records against the steps below, and flags gaps for corrective action.</w:t>
+        <w:t xml:space="preserve">Quality Coordinator: audits this policy periodically, checks records against the steps below, and flags gaps for corrective action.</w:t>
       </w:r>
     </w:p>
     <w:p>
@@ -480,6 +468,14 @@
     </w:p>
     <w:p>
       <w:pPr>
+        <w:pStyle w:val="ListParagraph"/>
+      </w:pPr>
+      <w:r>
+        <w:t>Ministry of Environment, Forest and Climate Change — Bio-Medical Waste Management Rules, 2016 (the applicable Indian regulatory reference alongside CDC/NIOSH/OSHA guidance for occupational safety and waste-handling training content).</w:t>
+      </w:r>
+    </w:p>
+    <w:p>
+      <w:pPr>
         <w:pStyle w:val="Heading2"/>
       </w:pPr>
       <w:r>
@@ -596,6 +592,14 @@
           <w:t>Centers for Disease Control and Prevention, National Institute for Occupational Safety and Health (NIOSH).</w:t>
         </w:r>
       </w:hyperlink>
+    </w:p>
+    <w:p>
+      <w:pPr>
+        <w:pStyle w:val="ListParagraph"/>
+      </w:pPr>
+      <w:r>
+        <w:t>Ministry of Environment, Forest and Climate Change — Bio-Medical Waste Management Rules, 2016 (the applicable Indian regulatory reference alongside CDC/NIOSH/OSHA guidance for occupational safety and waste-handling training content).</w:t>
+      </w:r>
     </w:p>
     <w:p>
       <w:pPr>
@@ -724,6 +728,14 @@
           <w:t>National Fire Protection Association. NFPA 101 — Life Safety Code.</w:t>
         </w:r>
       </w:hyperlink>
+    </w:p>
+    <w:p>
+      <w:pPr>
+        <w:pStyle w:val="ListParagraph"/>
+      </w:pPr>
+      <w:r>
+        <w:t>Bureau of Indian Standards — National Building Code of India 2016, Part 4: Fire and Life Safety (the applicable Indian reference alongside NFPA 101 for life-safety training content).</w:t>
+      </w:r>
     </w:p>
     <w:p>
       <w:pPr>

--- a/policies/build/chapters_v2/HRM/documents/HRM_Package_v2/HRM6/SOP_HRM6_safety_and_quality_related_staff_training.docx
+++ b/policies/build/chapters_v2/HRM/documents/HRM_Package_v2/HRM6/SOP_HRM6_safety_and_quality_related_staff_training.docx
@@ -434,7 +434,27 @@
     </w:p>
     <w:p>
       <w:r>
-        <w:t>1. Staff are trained to detect, handle, minimise and eliminate identified risks across four categories: physical (poor lighting, slippery floors, blind corners, exposed wiring), chemical (mishandling, spills, aerosolisation), environmental (noise, smoke, dampness, heat), and process-related (needle-stick injury, blood/body-fluid exposure, cytotoxic drugs, soiled linen) — see the technical source below.</w:t>
+        <w:t>1. Staff are trained to detect, handle, minimise and eliminate identified risks across all of the following categories — see the technical source below:</w:t>
+      </w:r>
+    </w:p>
+    <w:p>
+      <w:r>
+        <w:t xml:space="preserve">    a. Physical — poor lighting, slippery floors, blind corners, exposed wiring.</w:t>
+      </w:r>
+    </w:p>
+    <w:p>
+      <w:r>
+        <w:t xml:space="preserve">    b. Chemical — mishandling, spills, aerosolisation.</w:t>
+      </w:r>
+    </w:p>
+    <w:p>
+      <w:r>
+        <w:t xml:space="preserve">    c. Environmental — noise, smoke, dampness, heat.</w:t>
+      </w:r>
+    </w:p>
+    <w:p>
+      <w:r>
+        <w:t xml:space="preserve">    d. Process-related — needle-stick injury, blood/body-fluid exposure, cytotoxic drugs, soiled linen.</w:t>
       </w:r>
     </w:p>
     <w:p>
@@ -556,7 +576,37 @@
     </w:p>
     <w:p>
       <w:r>
-        <w:t>1. Staff working in an area with an identified occupational hazard are trained specifically for that hazard — needle-stick and blood/body-fluid exposure, radiation exposure, laser exposure, medical-gas exposure, chemotherapy exposure, and noise in utility areas — see the technical sources below.</w:t>
+        <w:t>1. Staff working in an area with an identified occupational hazard are trained specifically for that hazard, including at least the following — see the technical sources below:</w:t>
+      </w:r>
+    </w:p>
+    <w:p>
+      <w:r>
+        <w:t xml:space="preserve">    a. Needle-stick and blood/body-fluid exposure.</w:t>
+      </w:r>
+    </w:p>
+    <w:p>
+      <w:r>
+        <w:t xml:space="preserve">    b. Radiation exposure.</w:t>
+      </w:r>
+    </w:p>
+    <w:p>
+      <w:r>
+        <w:t xml:space="preserve">    c. Laser exposure.</w:t>
+      </w:r>
+    </w:p>
+    <w:p>
+      <w:r>
+        <w:t xml:space="preserve">    d. Medical-gas exposure.</w:t>
+      </w:r>
+    </w:p>
+    <w:p>
+      <w:r>
+        <w:t xml:space="preserve">    e. Chemotherapy exposure.</w:t>
+      </w:r>
+    </w:p>
+    <w:p>
+      <w:r>
+        <w:t xml:space="preserve">    f. Noise in utility areas.</w:t>
       </w:r>
     </w:p>
     <w:p>
@@ -614,6 +664,11 @@
           <w:t>Occupational Safety and Health Administration. Bloodborne Pathogens — Evaluating and Controlling Exposure.</w:t>
         </w:r>
       </w:hyperlink>
+    </w:p>
+    <w:p>
+      <w:r>
+        <w:t>Note: OSHA guidance is cited for exposure-control technique only — India has no equivalent standard at this level of detail. The applicable Indian regulatory reference is the Bio-Medical Waste Management Rules, 2016, cited above.</w:t>
+      </w:r>
     </w:p>
     <w:p>
       <w:pPr>
@@ -823,7 +878,7 @@
         <w:rPr>
           <w:i/>
         </w:rPr>
-        <w:t>NABH — Accreditation Standards for Hospitals, 6th Edition, HRM.6 — named source, no working link could be verified from here; check directly.</w:t>
+        <w:t>National Accreditation Board for Hospitals and Healthcare Providers. (2025). NABH accreditation standards for hospitals (6th ed.), HRM.6. ISBN 978-81-965264-9-8. https://portal.nabh.co/images/Standards/NABH%20Hospital%20Accreditation%20Standard%206th%20Edition%20January%202025.pdf</w:t>
       </w:r>
     </w:p>
     <w:p>

--- a/policies/build/chapters_v2/HRM/documents/HRM_Package_v2/HRM6/SOP_HRM6_safety_and_quality_related_staff_training.docx
+++ b/policies/build/chapters_v2/HRM/documents/HRM_Package_v2/HRM6/SOP_HRM6_safety_and_quality_related_staff_training.docx
@@ -874,12 +874,15 @@
       <w:pPr>
         <w:pStyle w:val="ListParagraph"/>
       </w:pPr>
-      <w:r>
-        <w:rPr>
-          <w:i/>
-        </w:rPr>
-        <w:t>National Accreditation Board for Hospitals and Healthcare Providers. (2025). NABH accreditation standards for hospitals (6th ed.), HRM.6. ISBN 978-81-965264-9-8. https://portal.nabh.co/images/Standards/NABH%20Hospital%20Accreditation%20Standard%206th%20Edition%20January%202025.pdf</w:t>
-      </w:r>
+      <w:hyperlink r:id="rId14">
+        <w:r>
+          <w:rPr>
+            <w:rStyle w:val="Hyperlink"/>
+            <w:i/>
+          </w:rPr>
+          <w:t>National Accreditation Board for Hospitals and Healthcare Providers. (2025). NABH accreditation standards for hospitals (6th ed.), HRM.6. ISBN 978-81-965264-9-8. https://portal.nabh.co/images/Standards/NABH%20Hospital%20Accreditation%20Standard%206th%20Edition%20January%202025.pdf</w:t>
+        </w:r>
+      </w:hyperlink>
     </w:p>
     <w:p>
       <w:pPr>
